--- a/parental-consent-form-template.docx
+++ b/parental-consent-form-template.docx
@@ -327,18 +327,33 @@
       </w:r>
     </w:p>
     <w:p>
-      <w:pPr>
-        <w:spacing w:before="100"/>
-      </w:pPr>
       <w:r>
         <w:rPr>
           <w:i/>
-          <w:iCs/>
           <w:color w:val="5B6B63"/>
           <w:sz w:val="16"/>
-          <w:szCs w:val="16"/>
-        </w:rPr>
-        <w:t xml:space="preserve">Please keep a copy of this signed form on file. Totem™ is a trademark of Hyperianlabs.</w:t>
+        </w:rPr>
+        <w:t>Please keep a copy of this signed form on file.</w:t>
+      </w:r>
+    </w:p>
+    <w:p>
+      <w:r>
+        <w:rPr>
+          <w:i/>
+          <w:color w:val="5B6B63"/>
+          <w:sz w:val="16"/>
+        </w:rPr>
+        <w:t>Totem™ is a trademark of © 2026 Hyperian Labs.</w:t>
+      </w:r>
+    </w:p>
+    <w:p>
+      <w:r>
+        <w:rPr>
+          <w:i/>
+          <w:color w:val="5B6B63"/>
+          <w:sz w:val="16"/>
+        </w:rPr>
+        <w:t>Inspired by D.S. Blom.</w:t>
       </w:r>
     </w:p>
     <w:sectPr>

--- a/parental-consent-form-template.docx
+++ b/parental-consent-form-template.docx
@@ -344,16 +344,6 @@
           <w:sz w:val="16"/>
         </w:rPr>
         <w:t>Totem™ is a trademark of © 2026 Hyperian Labs.</w:t>
-      </w:r>
-    </w:p>
-    <w:p>
-      <w:r>
-        <w:rPr>
-          <w:i/>
-          <w:color w:val="5B6B63"/>
-          <w:sz w:val="16"/>
-        </w:rPr>
-        <w:t>Inspired by D.S. Blom.</w:t>
       </w:r>
     </w:p>
     <w:sectPr>
